--- a/frontend/src/廠商投標表單(開口)/廠商投標表單/標封.docx
+++ b/frontend/src/廠商投標表單(開口)/廠商投標表單/標封.docx
@@ -321,8 +321,6 @@
               </w:rPr>
               <w:t>午</w:t>
             </w:r>
-            <w:bookmarkStart w:id="0" w:name="_GoBack"/>
-            <w:bookmarkEnd w:id="0"/>
             <w:r>
               <w:rPr>
                 <w:rFonts w:hint="eastAsia"/>
@@ -1200,9 +1198,10 @@
                         </w:r>
                         <w:r>
                           <w:rPr>
+                            <w:rFonts w:hint="eastAsia"/>
                             <w:sz w:val="20"/>
                           </w:rPr>
-                          <w:t>3</w:t>
+                          <w:t>4</w:t>
                         </w:r>
                         <w:r>
                           <w:rPr>
@@ -1215,8 +1214,10 @@
                             <w:rFonts w:hint="eastAsia"/>
                             <w:sz w:val="20"/>
                           </w:rPr>
-                          <w:t>12</w:t>
+                          <w:t>06</w:t>
                         </w:r>
+                        <w:bookmarkStart w:id="0" w:name="_GoBack"/>
+                        <w:bookmarkEnd w:id="0"/>
                         <w:r>
                           <w:rPr>
                             <w:rFonts w:hint="eastAsia"/>
